--- a/Documents/24DIT021_AWDF_P11.docx
+++ b/Documents/24DIT021_AWDF_P11.docx
@@ -4,23 +4,34 @@
   <w:body>
     <w:p>
       <w:pPr>
-        <w:spacing w:after="80"/>
+        <w:spacing w:before="240" w:after="60"/>
+        <w:jc w:val="center"/>
       </w:pPr>
       <w:r>
         <w:rPr>
+          <w:rFonts w:ascii="Times New Roman" w:hAnsi="Times New Roman"/>
           <w:b/>
-          <w:sz w:val="64"/>
+          <w:i w:val="0"/>
+          <w:color w:val="0F172A"/>
+          <w:sz w:val="44"/>
+          <w:rFonts w:ascii="Times New Roman" w:hAnsi="Times New Roman" w:cs="Times New Roman"/>
         </w:rPr>
         <w:t>PRACTICAL 11</w:t>
       </w:r>
     </w:p>
     <w:p>
       <w:pPr>
-        <w:spacing w:after="40"/>
+        <w:spacing w:after="60"/>
+        <w:jc w:val="center"/>
       </w:pPr>
       <w:r>
         <w:rPr>
-          <w:sz w:val="24"/>
+          <w:rFonts w:ascii="Times New Roman" w:hAnsi="Times New Roman"/>
+          <w:b/>
+          <w:i w:val="0"/>
+          <w:color w:val="1E293B"/>
+          <w:sz w:val="32"/>
+          <w:rFonts w:ascii="Times New Roman" w:hAnsi="Times New Roman" w:cs="Times New Roman"/>
         </w:rPr>
         <w:t>Containerization with Docker and Docker Compose</w:t>
       </w:r>
@@ -28,10 +39,16 @@
     <w:p>
       <w:pPr>
         <w:spacing w:after="40"/>
+        <w:jc w:val="center"/>
       </w:pPr>
       <w:r>
         <w:rPr>
+          <w:rFonts w:ascii="Times New Roman" w:hAnsi="Times New Roman"/>
+          <w:b/>
+          <w:i w:val="0"/>
+          <w:color w:val="334155"/>
           <w:sz w:val="24"/>
+          <w:rFonts w:ascii="Times New Roman" w:hAnsi="Times New Roman" w:cs="Times New Roman"/>
         </w:rPr>
         <w:t>Roll No:- 24DIT021</w:t>
       </w:r>
@@ -39,10 +56,16 @@
     <w:p>
       <w:pPr>
         <w:spacing w:after="40"/>
+        <w:jc w:val="center"/>
       </w:pPr>
       <w:r>
         <w:rPr>
-          <w:sz w:val="24"/>
+          <w:rFonts w:ascii="Times New Roman" w:hAnsi="Times New Roman"/>
+          <w:b w:val="0"/>
+          <w:i w:val="0"/>
+          <w:color w:val="334155"/>
+          <w:sz w:val="22"/>
+          <w:rFonts w:ascii="Times New Roman" w:hAnsi="Times New Roman" w:cs="Times New Roman"/>
         </w:rPr>
         <w:t>Subject: Advanced Web Development Frameworks (ITUE301)</w:t>
       </w:r>
@@ -50,10 +73,16 @@
     <w:p>
       <w:pPr>
         <w:spacing w:after="40"/>
+        <w:jc w:val="center"/>
       </w:pPr>
       <w:r>
         <w:rPr>
-          <w:sz w:val="24"/>
+          <w:rFonts w:ascii="Times New Roman" w:hAnsi="Times New Roman"/>
+          <w:b w:val="0"/>
+          <w:i w:val="0"/>
+          <w:color w:val="334155"/>
+          <w:sz w:val="22"/>
+          <w:rFonts w:ascii="Times New Roman" w:hAnsi="Times New Roman" w:cs="Times New Roman"/>
         </w:rPr>
         <w:t>Semester: 5th Semester B.Tech Information Technology</w:t>
       </w:r>
@@ -61,429 +90,660 @@
     <w:p>
       <w:pPr>
         <w:spacing w:after="40"/>
+        <w:jc w:val="center"/>
       </w:pPr>
       <w:r>
         <w:rPr>
-          <w:sz w:val="24"/>
+          <w:rFonts w:ascii="Times New Roman" w:hAnsi="Times New Roman"/>
+          <w:b w:val="0"/>
+          <w:i w:val="0"/>
+          <w:color w:val="334155"/>
+          <w:sz w:val="22"/>
+          <w:rFonts w:ascii="Times New Roman" w:hAnsi="Times New Roman" w:cs="Times New Roman"/>
         </w:rPr>
         <w:t>Faculty of Technology and Engineering, CHARUSAT</w:t>
       </w:r>
     </w:p>
     <w:p>
       <w:pPr>
-        <w:spacing w:after="160"/>
+        <w:spacing w:after="120"/>
       </w:pPr>
     </w:p>
     <w:p>
       <w:pPr>
-        <w:spacing w:before="280" w:after="120"/>
+        <w:spacing w:before="240" w:after="80"/>
       </w:pPr>
       <w:r>
         <w:rPr>
+          <w:rFonts w:ascii="Times New Roman" w:hAnsi="Times New Roman"/>
           <w:b/>
-          <w:sz w:val="40"/>
+          <w:i w:val="0"/>
+          <w:color w:val="0F172A"/>
+          <w:sz w:val="32"/>
+          <w:rFonts w:ascii="Times New Roman" w:hAnsi="Times New Roman" w:cs="Times New Roman"/>
         </w:rPr>
         <w:t>1. Problem Statement</w:t>
       </w:r>
     </w:p>
     <w:p>
       <w:pPr>
-        <w:spacing w:after="120" w:line="276" w:lineRule="auto"/>
+        <w:spacing w:after="80" w:line="276" w:lineRule="auto"/>
       </w:pPr>
       <w:r>
         <w:rPr>
+          <w:rFonts w:ascii="Times New Roman" w:hAnsi="Times New Roman"/>
+          <w:b w:val="0"/>
+          <w:i w:val="0"/>
+          <w:color w:val="1E293B"/>
           <w:sz w:val="22"/>
+          <w:rFonts w:ascii="Times New Roman" w:hAnsi="Times New Roman" w:cs="Times New Roman"/>
         </w:rPr>
         <w:t>Containerize the full-stack Task Management application using Docker and Docker Compose. Write a multi-stage Dockerfile for the React frontend, a Dockerfile for the Express backend, configure a docker-compose.yml file linking Frontend, Backend, and MongoDB, and configure named volumes for database persistence.</w:t>
       </w:r>
     </w:p>
     <w:p>
       <w:pPr>
-        <w:spacing w:before="280" w:after="120"/>
+        <w:spacing w:before="240" w:after="80"/>
       </w:pPr>
       <w:r>
         <w:rPr>
+          <w:rFonts w:ascii="Times New Roman" w:hAnsi="Times New Roman"/>
           <w:b/>
-          <w:sz w:val="40"/>
+          <w:i w:val="0"/>
+          <w:color w:val="0F172A"/>
+          <w:sz w:val="32"/>
+          <w:rFonts w:ascii="Times New Roman" w:hAnsi="Times New Roman" w:cs="Times New Roman"/>
         </w:rPr>
         <w:t>2. Objective</w:t>
       </w:r>
     </w:p>
     <w:p>
       <w:pPr>
-        <w:spacing w:after="120" w:line="276" w:lineRule="auto"/>
+        <w:spacing w:after="80" w:line="276" w:lineRule="auto"/>
       </w:pPr>
       <w:r>
         <w:rPr>
+          <w:rFonts w:ascii="Times New Roman" w:hAnsi="Times New Roman"/>
+          <w:b w:val="0"/>
+          <w:i w:val="0"/>
+          <w:color w:val="1E293B"/>
           <w:sz w:val="22"/>
+          <w:rFonts w:ascii="Times New Roman" w:hAnsi="Times New Roman" w:cs="Times New Roman"/>
         </w:rPr>
         <w:t>To package multi-tier web applications into isolated, portable Docker containers and orchestrate the complete stack with a single command.</w:t>
       </w:r>
     </w:p>
     <w:p>
       <w:pPr>
-        <w:spacing w:before="280" w:after="120"/>
+        <w:spacing w:before="240" w:after="80"/>
       </w:pPr>
       <w:r>
         <w:rPr>
+          <w:rFonts w:ascii="Times New Roman" w:hAnsi="Times New Roman"/>
           <w:b/>
-          <w:sz w:val="40"/>
+          <w:i w:val="0"/>
+          <w:color w:val="0F172A"/>
+          <w:sz w:val="32"/>
+          <w:rFonts w:ascii="Times New Roman" w:hAnsi="Times New Roman" w:cs="Times New Roman"/>
         </w:rPr>
         <w:t>3. Theory / Concepts Used</w:t>
       </w:r>
     </w:p>
     <w:p>
       <w:pPr>
-        <w:pStyle w:val="ListParagraph"/>
+        <w:pStyle w:val="ListBullet"/>
         <w:spacing w:after="60" w:line="276" w:lineRule="auto"/>
       </w:pPr>
       <w:r>
         <w:rPr>
+          <w:rFonts w:ascii="Times New Roman" w:hAnsi="Times New Roman"/>
+          <w:b w:val="0"/>
+          <w:i w:val="0"/>
+          <w:color w:val="1E293B"/>
           <w:sz w:val="22"/>
+          <w:rFonts w:ascii="Times New Roman" w:hAnsi="Times New Roman" w:cs="Times New Roman"/>
         </w:rPr>
         <w:t>Docker packages applications with their runtime dependencies, operating system libraries, and configurations into portable container images.</w:t>
       </w:r>
     </w:p>
     <w:p>
       <w:pPr>
-        <w:pStyle w:val="ListParagraph"/>
+        <w:pStyle w:val="ListBullet"/>
         <w:spacing w:after="60" w:line="276" w:lineRule="auto"/>
       </w:pPr>
       <w:r>
         <w:rPr>
+          <w:rFonts w:ascii="Times New Roman" w:hAnsi="Times New Roman"/>
+          <w:b w:val="0"/>
+          <w:i w:val="0"/>
+          <w:color w:val="1E293B"/>
           <w:sz w:val="22"/>
+          <w:rFonts w:ascii="Times New Roman" w:hAnsi="Times New Roman" w:cs="Times New Roman"/>
         </w:rPr>
         <w:t>Multi-stage Docker builds reduce final image size by discarding build tooling (e.g. npm compilers) and keeping only the minimal runtime artifacts.</w:t>
       </w:r>
     </w:p>
     <w:p>
       <w:pPr>
-        <w:pStyle w:val="ListParagraph"/>
+        <w:pStyle w:val="ListBullet"/>
         <w:spacing w:after="60" w:line="276" w:lineRule="auto"/>
       </w:pPr>
       <w:r>
         <w:rPr>
+          <w:rFonts w:ascii="Times New Roman" w:hAnsi="Times New Roman"/>
+          <w:b w:val="0"/>
+          <w:i w:val="0"/>
+          <w:color w:val="1E293B"/>
           <w:sz w:val="22"/>
+          <w:rFonts w:ascii="Times New Roman" w:hAnsi="Times New Roman" w:cs="Times New Roman"/>
         </w:rPr>
         <w:t>Docker Compose orchestrates multi-container applications, configuring networks, ports, environment variables, and startup dependencies.</w:t>
       </w:r>
     </w:p>
     <w:p>
       <w:pPr>
-        <w:pStyle w:val="ListParagraph"/>
+        <w:pStyle w:val="ListBullet"/>
         <w:spacing w:after="60" w:line="276" w:lineRule="auto"/>
       </w:pPr>
       <w:r>
         <w:rPr>
+          <w:rFonts w:ascii="Times New Roman" w:hAnsi="Times New Roman"/>
+          <w:b w:val="0"/>
+          <w:i w:val="0"/>
+          <w:color w:val="1E293B"/>
           <w:sz w:val="22"/>
+          <w:rFonts w:ascii="Times New Roman" w:hAnsi="Times New Roman" w:cs="Times New Roman"/>
         </w:rPr>
         <w:t>Docker Bridge Networks enable containers to resolve each other securely via internal service names (e.g. 'mongodb') rather than 'localhost'.</w:t>
       </w:r>
     </w:p>
     <w:p>
       <w:pPr>
-        <w:pStyle w:val="ListParagraph"/>
+        <w:pStyle w:val="ListBullet"/>
         <w:spacing w:after="60" w:line="276" w:lineRule="auto"/>
       </w:pPr>
       <w:r>
         <w:rPr>
+          <w:rFonts w:ascii="Times New Roman" w:hAnsi="Times New Roman"/>
+          <w:b w:val="0"/>
+          <w:i w:val="0"/>
+          <w:color w:val="1E293B"/>
           <w:sz w:val="22"/>
+          <w:rFonts w:ascii="Times New Roman" w:hAnsi="Times New Roman" w:cs="Times New Roman"/>
         </w:rPr>
         <w:t>Named volumes decouple database data from container lifecycles, ensuring persistence across restarts.</w:t>
       </w:r>
     </w:p>
     <w:p>
       <w:pPr>
-        <w:spacing w:before="280" w:after="120"/>
+        <w:spacing w:before="240" w:after="80"/>
       </w:pPr>
       <w:r>
         <w:rPr>
+          <w:rFonts w:ascii="Times New Roman" w:hAnsi="Times New Roman"/>
           <w:b/>
-          <w:sz w:val="40"/>
+          <w:i w:val="0"/>
+          <w:color w:val="0F172A"/>
+          <w:sz w:val="32"/>
+          <w:rFonts w:ascii="Times New Roman" w:hAnsi="Times New Roman" w:cs="Times New Roman"/>
         </w:rPr>
         <w:t>4. Solution Approach</w:t>
       </w:r>
     </w:p>
     <w:p>
       <w:pPr>
-        <w:pStyle w:val="ListParagraph"/>
+        <w:pStyle w:val="ListNumber"/>
         <w:spacing w:after="60" w:line="276" w:lineRule="auto"/>
       </w:pPr>
       <w:r>
         <w:rPr>
+          <w:rFonts w:ascii="Times New Roman" w:hAnsi="Times New Roman"/>
+          <w:b w:val="0"/>
+          <w:i w:val="0"/>
+          <w:color w:val="1E293B"/>
           <w:sz w:val="22"/>
+          <w:rFonts w:ascii="Times New Roman" w:hAnsi="Times New Roman" w:cs="Times New Roman"/>
         </w:rPr>
         <w:t>Write backend Dockerfile in task-manager-api using node:18-alpine runtime.</w:t>
       </w:r>
     </w:p>
     <w:p>
       <w:pPr>
-        <w:pStyle w:val="ListParagraph"/>
+        <w:pStyle w:val="ListNumber"/>
         <w:spacing w:after="60" w:line="276" w:lineRule="auto"/>
       </w:pPr>
       <w:r>
         <w:rPr>
+          <w:rFonts w:ascii="Times New Roman" w:hAnsi="Times New Roman"/>
+          <w:b w:val="0"/>
+          <w:i w:val="0"/>
+          <w:color w:val="1E293B"/>
           <w:sz w:val="22"/>
+          <w:rFonts w:ascii="Times New Roman" w:hAnsi="Times New Roman" w:cs="Times New Roman"/>
         </w:rPr>
         <w:t>Write frontend Dockerfile in portfolio using a 2-stage multi-stage build (build stage + minimal preview runtime).</w:t>
       </w:r>
     </w:p>
     <w:p>
       <w:pPr>
-        <w:pStyle w:val="ListParagraph"/>
+        <w:pStyle w:val="ListNumber"/>
         <w:spacing w:after="60" w:line="276" w:lineRule="auto"/>
       </w:pPr>
       <w:r>
         <w:rPr>
+          <w:rFonts w:ascii="Times New Roman" w:hAnsi="Times New Roman"/>
+          <w:b w:val="0"/>
+          <w:i w:val="0"/>
+          <w:color w:val="1E293B"/>
           <w:sz w:val="22"/>
+          <w:rFonts w:ascii="Times New Roman" w:hAnsi="Times New Roman" w:cs="Times New Roman"/>
         </w:rPr>
         <w:t>Create .dockerignore files to exclude node_modules and .env from build contexts.</w:t>
       </w:r>
     </w:p>
     <w:p>
       <w:pPr>
-        <w:pStyle w:val="ListParagraph"/>
+        <w:pStyle w:val="ListNumber"/>
         <w:spacing w:after="60" w:line="276" w:lineRule="auto"/>
       </w:pPr>
       <w:r>
         <w:rPr>
+          <w:rFonts w:ascii="Times New Roman" w:hAnsi="Times New Roman"/>
+          <w:b w:val="0"/>
+          <w:i w:val="0"/>
+          <w:color w:val="1E293B"/>
           <w:sz w:val="22"/>
+          <w:rFonts w:ascii="Times New Roman" w:hAnsi="Times New Roman" w:cs="Times New Roman"/>
         </w:rPr>
         <w:t>Create root docker-compose.yml orchestrating mongodb (27017), backend (5000), and frontend (5173).</w:t>
       </w:r>
     </w:p>
     <w:p>
       <w:pPr>
-        <w:pStyle w:val="ListParagraph"/>
+        <w:pStyle w:val="ListNumber"/>
         <w:spacing w:after="60" w:line="276" w:lineRule="auto"/>
       </w:pPr>
       <w:r>
         <w:rPr>
+          <w:rFonts w:ascii="Times New Roman" w:hAnsi="Times New Roman"/>
+          <w:b w:val="0"/>
+          <w:i w:val="0"/>
+          <w:color w:val="1E293B"/>
           <w:sz w:val="22"/>
+          <w:rFonts w:ascii="Times New Roman" w:hAnsi="Times New Roman" w:cs="Times New Roman"/>
         </w:rPr>
         <w:t>Configure backend MONGO_URI to reference the service name 'mongodb://mongodb:27017/taskManagerDB'.</w:t>
       </w:r>
     </w:p>
     <w:p>
       <w:pPr>
-        <w:pStyle w:val="ListParagraph"/>
+        <w:pStyle w:val="ListNumber"/>
         <w:spacing w:after="60" w:line="276" w:lineRule="auto"/>
       </w:pPr>
       <w:r>
         <w:rPr>
+          <w:rFonts w:ascii="Times New Roman" w:hAnsi="Times New Roman"/>
+          <w:b w:val="0"/>
+          <w:i w:val="0"/>
+          <w:color w:val="1E293B"/>
           <w:sz w:val="22"/>
+          <w:rFonts w:ascii="Times New Roman" w:hAnsi="Times New Roman" w:cs="Times New Roman"/>
         </w:rPr>
         <w:t>Add named volume 'mongodb_data' and bridge network 'app-network'.</w:t>
       </w:r>
     </w:p>
     <w:p>
       <w:pPr>
-        <w:pStyle w:val="ListParagraph"/>
+        <w:pStyle w:val="ListNumber"/>
         <w:spacing w:after="60" w:line="276" w:lineRule="auto"/>
       </w:pPr>
       <w:r>
         <w:rPr>
+          <w:rFonts w:ascii="Times New Roman" w:hAnsi="Times New Roman"/>
+          <w:b w:val="0"/>
+          <w:i w:val="0"/>
+          <w:color w:val="1E293B"/>
           <w:sz w:val="22"/>
+          <w:rFonts w:ascii="Times New Roman" w:hAnsi="Times New Roman" w:cs="Times New Roman"/>
         </w:rPr>
         <w:t>Verify entire stack builds and runs cleanly via 'docker compose up --build'.</w:t>
       </w:r>
     </w:p>
     <w:p>
       <w:pPr>
-        <w:spacing w:before="280" w:after="120"/>
+        <w:spacing w:before="240" w:after="80"/>
       </w:pPr>
       <w:r>
         <w:rPr>
+          <w:rFonts w:ascii="Times New Roman" w:hAnsi="Times New Roman"/>
           <w:b/>
-          <w:sz w:val="40"/>
+          <w:i w:val="0"/>
+          <w:color w:val="0F172A"/>
+          <w:sz w:val="32"/>
+          <w:rFonts w:ascii="Times New Roman" w:hAnsi="Times New Roman" w:cs="Times New Roman"/>
         </w:rPr>
         <w:t>5. Architecture and Workflow Diagram</w:t>
       </w:r>
     </w:p>
+    <w:tbl>
+      <w:tblPr>
+        <w:tblW w:type="auto" w:w="0"/>
+        <w:jc w:val="center"/>
+        <w:tblLayout w:type="fixed"/>
+        <w:tblLook w:firstColumn="1" w:firstRow="1" w:lastColumn="0" w:lastRow="0" w:noHBand="0" w:noVBand="1" w:val="04A0"/>
+      </w:tblPr>
+      <w:tblGrid>
+        <w:gridCol w:w="10080"/>
+      </w:tblGrid>
+      <w:tr>
+        <w:tc>
+          <w:tcPr>
+            <w:tcW w:type="dxa" w:w="9792"/>
+            <w:shd w:fill="F8FAFC"/>
+            <w:tcBorders>
+              <w:top w:val="single" w:sz="4" w:space="0" w:color="E2E8F0"/>
+              <w:left w:val="single" w:sz="12" w:space="0" w:color="3B82F6"/>
+              <w:bottom w:val="single" w:sz="4" w:space="0" w:color="E2E8F0"/>
+              <w:right w:val="single" w:sz="4" w:space="0" w:color="E2E8F0"/>
+            </w:tcBorders>
+            <w:tcMar>
+              <w:top w:w="120" w:type="dxa"/>
+              <w:bottom w:w="120" w:type="dxa"/>
+              <w:left w:w="160" w:type="dxa"/>
+              <w:right w:w="160" w:type="dxa"/>
+            </w:tcMar>
+          </w:tcPr>
+          <w:p>
+            <w:pPr>
+              <w:spacing w:before="40" w:after="40" w:line="252" w:lineRule="auto"/>
+            </w:pPr>
+            <w:r>
+              <w:rPr>
+                <w:rFonts w:ascii="Consolas" w:hAnsi="Consolas"/>
+                <w:b w:val="0"/>
+                <w:i w:val="0"/>
+                <w:color w:val="1E293B"/>
+                <w:sz w:val="18"/>
+                <w:rFonts w:ascii="Consolas" w:hAnsi="Consolas" w:cs="Consolas"/>
+              </w:rPr>
+              <w:t>docker-compose.yml Stack Orchestration:</w:t>
+              <w:br/>
+              <w:t xml:space="preserve">  ├── mongodb  (mongo:latest image, port 27017:27017, volume: mongodb_data)</w:t>
+              <w:br/>
+              <w:t xml:space="preserve">  ├── backend  (task-manager-api build, port 5000:5000, depends_on: mongodb)</w:t>
+              <w:br/>
+              <w:t xml:space="preserve">  └── frontend (portfolio multi-stage build, port 5173:5173, depends_on: backend)</w:t>
+              <w:br/>
+              <w:br/>
+              <w:t>Internal Bridge Network: app-network</w:t>
+              <w:br/>
+              <w:t xml:space="preserve">  frontend ──► backend (http://backend:5000) ──► mongodb (mongodb://mongodb:27017)</w:t>
+              <w:br/>
+              <w:t xml:space="preserve">  All 3 services boot together with: docker compose up --build</w:t>
+            </w:r>
+          </w:p>
+        </w:tc>
+      </w:tr>
+    </w:tbl>
     <w:p>
       <w:pPr>
-        <w:spacing w:before="80" w:after="120"/>
-        <w:ind w:left="288"/>
+        <w:spacing w:after="80"/>
+      </w:pPr>
+    </w:p>
+    <w:p>
+      <w:pPr>
+        <w:spacing w:before="240" w:after="80"/>
       </w:pPr>
       <w:r>
         <w:rPr>
-          <w:rFonts w:ascii="Consolas" w:hAnsi="Consolas"/>
-          <w:color w:val="1E293B"/>
-          <w:sz w:val="19"/>
-        </w:rPr>
-        <w:t>docker-compose.yml Stack Orchestration:</w:t>
-        <w:br/>
-        <w:t xml:space="preserve">  ├── mongodb  (mongo:latest image, port 27017:27017, volume: mongodb_data)</w:t>
-        <w:br/>
-        <w:t xml:space="preserve">  ├── backend  (task-manager-api build, port 5000:5000, depends_on: mongodb)</w:t>
-        <w:br/>
-        <w:t xml:space="preserve">  └── frontend (portfolio multi-stage build, port 5173:5173, depends_on: backend)</w:t>
-        <w:br/>
-        <w:br/>
-        <w:t>Internal Bridge Network: app-network</w:t>
-        <w:br/>
-        <w:t xml:space="preserve">  frontend ──► backend (http://backend:5000) ──► mongodb (mongodb://mongodb:27017)</w:t>
-        <w:br/>
-        <w:t xml:space="preserve">  All 3 services boot together with: docker compose up --build</w:t>
-      </w:r>
-    </w:p>
-    <w:p>
-      <w:pPr>
-        <w:spacing w:before="280" w:after="120"/>
-      </w:pPr>
-      <w:r>
-        <w:rPr>
+          <w:rFonts w:ascii="Times New Roman" w:hAnsi="Times New Roman"/>
           <w:b/>
-          <w:sz w:val="40"/>
+          <w:i w:val="0"/>
+          <w:color w:val="0F172A"/>
+          <w:sz w:val="32"/>
+          <w:rFonts w:ascii="Times New Roman" w:hAnsi="Times New Roman" w:cs="Times New Roman"/>
         </w:rPr>
         <w:t>6. Key Implementation Code Snippets</w:t>
       </w:r>
     </w:p>
     <w:p>
       <w:pPr>
-        <w:spacing w:before="200" w:after="80"/>
+        <w:spacing w:before="160" w:after="40"/>
       </w:pPr>
       <w:r>
         <w:rPr>
+          <w:rFonts w:ascii="Times New Roman" w:hAnsi="Times New Roman"/>
           <w:b/>
-          <w:sz w:val="28"/>
+          <w:i w:val="0"/>
+          <w:color w:val="1E293B"/>
+          <w:sz w:val="24"/>
+          <w:rFonts w:ascii="Times New Roman" w:hAnsi="Times New Roman" w:cs="Times New Roman"/>
         </w:rPr>
         <w:t>Source File: portfolio/Dockerfile</w:t>
       </w:r>
     </w:p>
+    <w:tbl>
+      <w:tblPr>
+        <w:tblW w:type="auto" w:w="0"/>
+        <w:jc w:val="center"/>
+        <w:tblLayout w:type="fixed"/>
+        <w:tblLook w:firstColumn="1" w:firstRow="1" w:lastColumn="0" w:lastRow="0" w:noHBand="0" w:noVBand="1" w:val="04A0"/>
+      </w:tblPr>
+      <w:tblGrid>
+        <w:gridCol w:w="10080"/>
+      </w:tblGrid>
+      <w:tr>
+        <w:tc>
+          <w:tcPr>
+            <w:tcW w:type="dxa" w:w="9792"/>
+            <w:shd w:fill="F8FAFC"/>
+            <w:tcBorders>
+              <w:top w:val="single" w:sz="4" w:space="0" w:color="E2E8F0"/>
+              <w:left w:val="single" w:sz="12" w:space="0" w:color="3B82F6"/>
+              <w:bottom w:val="single" w:sz="4" w:space="0" w:color="E2E8F0"/>
+              <w:right w:val="single" w:sz="4" w:space="0" w:color="E2E8F0"/>
+            </w:tcBorders>
+            <w:tcMar>
+              <w:top w:w="120" w:type="dxa"/>
+              <w:bottom w:w="120" w:type="dxa"/>
+              <w:left w:w="160" w:type="dxa"/>
+              <w:right w:w="160" w:type="dxa"/>
+            </w:tcMar>
+          </w:tcPr>
+          <w:p>
+            <w:pPr>
+              <w:spacing w:before="40" w:after="40" w:line="252" w:lineRule="auto"/>
+            </w:pPr>
+            <w:r>
+              <w:rPr>
+                <w:rFonts w:ascii="Consolas" w:hAnsi="Consolas"/>
+                <w:b w:val="0"/>
+                <w:i w:val="0"/>
+                <w:color w:val="1E293B"/>
+                <w:sz w:val="18"/>
+                <w:rFonts w:ascii="Consolas" w:hAnsi="Consolas" w:cs="Consolas"/>
+              </w:rPr>
+              <w:t>FROM node:18-alpine AS build</w:t>
+              <w:br/>
+              <w:t>WORKDIR /app</w:t>
+              <w:br/>
+              <w:t>COPY package*.json ./</w:t>
+              <w:br/>
+              <w:t>RUN npm install</w:t>
+              <w:br/>
+              <w:t>COPY . .</w:t>
+              <w:br/>
+              <w:t>RUN npm run build</w:t>
+              <w:br/>
+              <w:br/>
+              <w:t>FROM node:18-alpine</w:t>
+              <w:br/>
+              <w:t>WORKDIR /app</w:t>
+              <w:br/>
+              <w:t>COPY package*.json ./</w:t>
+              <w:br/>
+              <w:t>RUN npm install --only=production</w:t>
+              <w:br/>
+              <w:t>COPY --from=build /app/dist ./dist</w:t>
+              <w:br/>
+              <w:t>COPY --from=build /app/vite.config.js ./vite.config.js</w:t>
+              <w:br/>
+              <w:t>EXPOSE 5173</w:t>
+              <w:br/>
+              <w:t>CMD ["npm", "run", "preview", "--", "--host", "0.0.0.0", "--port", "5173"]</w:t>
+            </w:r>
+          </w:p>
+        </w:tc>
+      </w:tr>
+    </w:tbl>
     <w:p>
       <w:pPr>
-        <w:spacing w:before="80" w:after="120"/>
-        <w:ind w:left="288"/>
+        <w:spacing w:after="80"/>
+      </w:pPr>
+    </w:p>
+    <w:p>
+      <w:pPr>
+        <w:spacing w:before="160" w:after="40"/>
       </w:pPr>
       <w:r>
         <w:rPr>
-          <w:rFonts w:ascii="Consolas" w:hAnsi="Consolas"/>
+          <w:rFonts w:ascii="Times New Roman" w:hAnsi="Times New Roman"/>
+          <w:b/>
+          <w:i w:val="0"/>
           <w:color w:val="1E293B"/>
-          <w:sz w:val="19"/>
-        </w:rPr>
-        <w:t>FROM node:18-alpine AS build</w:t>
-        <w:br/>
-        <w:t>WORKDIR /app</w:t>
-        <w:br/>
-        <w:t>COPY package*.json ./</w:t>
-        <w:br/>
-        <w:t>RUN npm install</w:t>
-        <w:br/>
-        <w:t>COPY . .</w:t>
-        <w:br/>
-        <w:t>RUN npm run build</w:t>
-        <w:br/>
-        <w:br/>
-        <w:t>FROM node:18-alpine</w:t>
-        <w:br/>
-        <w:t>WORKDIR /app</w:t>
-        <w:br/>
-        <w:t>COPY package*.json ./</w:t>
-        <w:br/>
-        <w:t>RUN npm install --only=production</w:t>
-        <w:br/>
-        <w:t>COPY --from=build /app/dist ./dist</w:t>
-        <w:br/>
-        <w:t>COPY --from=build /app/vite.config.js ./vite.config.js</w:t>
-        <w:br/>
-        <w:t>EXPOSE 5173</w:t>
-        <w:br/>
-        <w:t>CMD ["npm", "run", "preview", "--", "--host", "0.0.0.0", "--port", "5173"]</w:t>
-      </w:r>
-    </w:p>
-    <w:p>
-      <w:pPr>
-        <w:spacing w:before="200" w:after="80"/>
-      </w:pPr>
-      <w:r>
-        <w:rPr>
-          <w:b/>
-          <w:sz w:val="28"/>
+          <w:sz w:val="24"/>
+          <w:rFonts w:ascii="Times New Roman" w:hAnsi="Times New Roman" w:cs="Times New Roman"/>
         </w:rPr>
         <w:t>Source File: docker-compose.yml</w:t>
       </w:r>
     </w:p>
+    <w:tbl>
+      <w:tblPr>
+        <w:tblW w:type="auto" w:w="0"/>
+        <w:jc w:val="center"/>
+        <w:tblLayout w:type="fixed"/>
+        <w:tblLook w:firstColumn="1" w:firstRow="1" w:lastColumn="0" w:lastRow="0" w:noHBand="0" w:noVBand="1" w:val="04A0"/>
+      </w:tblPr>
+      <w:tblGrid>
+        <w:gridCol w:w="10080"/>
+      </w:tblGrid>
+      <w:tr>
+        <w:tc>
+          <w:tcPr>
+            <w:tcW w:type="dxa" w:w="9792"/>
+            <w:shd w:fill="F8FAFC"/>
+            <w:tcBorders>
+              <w:top w:val="single" w:sz="4" w:space="0" w:color="E2E8F0"/>
+              <w:left w:val="single" w:sz="12" w:space="0" w:color="3B82F6"/>
+              <w:bottom w:val="single" w:sz="4" w:space="0" w:color="E2E8F0"/>
+              <w:right w:val="single" w:sz="4" w:space="0" w:color="E2E8F0"/>
+            </w:tcBorders>
+            <w:tcMar>
+              <w:top w:w="120" w:type="dxa"/>
+              <w:bottom w:w="120" w:type="dxa"/>
+              <w:left w:w="160" w:type="dxa"/>
+              <w:right w:w="160" w:type="dxa"/>
+            </w:tcMar>
+          </w:tcPr>
+          <w:p>
+            <w:pPr>
+              <w:spacing w:before="40" w:after="40" w:line="252" w:lineRule="auto"/>
+            </w:pPr>
+            <w:r>
+              <w:rPr>
+                <w:rFonts w:ascii="Consolas" w:hAnsi="Consolas"/>
+                <w:b w:val="0"/>
+                <w:i w:val="0"/>
+                <w:color w:val="1E293B"/>
+                <w:sz w:val="18"/>
+                <w:rFonts w:ascii="Consolas" w:hAnsi="Consolas" w:cs="Consolas"/>
+              </w:rPr>
+              <w:t>services:</w:t>
+              <w:br/>
+              <w:t xml:space="preserve">  mongodb:</w:t>
+              <w:br/>
+              <w:t xml:space="preserve">    image: mongo:latest</w:t>
+              <w:br/>
+              <w:t xml:space="preserve">    ports: ["27017:27017"]</w:t>
+              <w:br/>
+              <w:t xml:space="preserve">    volumes: [mongodb_data:/data/db]</w:t>
+              <w:br/>
+              <w:t xml:space="preserve">    networks: [app-network]</w:t>
+              <w:br/>
+              <w:t xml:space="preserve">  backend:</w:t>
+              <w:br/>
+              <w:t xml:space="preserve">    build: ./task-manager-api</w:t>
+              <w:br/>
+              <w:t xml:space="preserve">    ports: ["5000:5000"]</w:t>
+              <w:br/>
+              <w:t xml:space="preserve">    environment:</w:t>
+              <w:br/>
+              <w:t xml:space="preserve">      - MONGO_URI=mongodb://mongodb:27017/taskManagerDB</w:t>
+              <w:br/>
+              <w:t xml:space="preserve">    depends_on: [mongodb]</w:t>
+              <w:br/>
+              <w:t xml:space="preserve">    networks: [app-network]</w:t>
+              <w:br/>
+              <w:t xml:space="preserve">  frontend:</w:t>
+              <w:br/>
+              <w:t xml:space="preserve">    build: ./portfolio</w:t>
+              <w:br/>
+              <w:t xml:space="preserve">    ports: ["5173:5173"]</w:t>
+              <w:br/>
+              <w:t xml:space="preserve">    depends_on: [backend]</w:t>
+              <w:br/>
+              <w:t xml:space="preserve">    networks: [app-network]</w:t>
+            </w:r>
+          </w:p>
+        </w:tc>
+      </w:tr>
+    </w:tbl>
     <w:p>
       <w:pPr>
-        <w:spacing w:before="80" w:after="120"/>
-        <w:ind w:left="288"/>
+        <w:spacing w:after="80"/>
+      </w:pPr>
+    </w:p>
+    <w:p>
+      <w:pPr>
+        <w:spacing w:before="240" w:after="80"/>
       </w:pPr>
       <w:r>
         <w:rPr>
-          <w:rFonts w:ascii="Consolas" w:hAnsi="Consolas"/>
-          <w:color w:val="1E293B"/>
-          <w:sz w:val="19"/>
-        </w:rPr>
-        <w:t>services:</w:t>
-        <w:br/>
-        <w:t xml:space="preserve">  mongodb:</w:t>
-        <w:br/>
-        <w:t xml:space="preserve">    image: mongo:latest</w:t>
-        <w:br/>
-        <w:t xml:space="preserve">    ports: ["27017:27017"]</w:t>
-        <w:br/>
-        <w:t xml:space="preserve">    volumes: [mongodb_data:/data/db]</w:t>
-        <w:br/>
-        <w:t xml:space="preserve">    networks: [app-network]</w:t>
-        <w:br/>
-        <w:t xml:space="preserve">  backend:</w:t>
-        <w:br/>
-        <w:t xml:space="preserve">    build: ./task-manager-api</w:t>
-        <w:br/>
-        <w:t xml:space="preserve">    ports: ["5000:5000"]</w:t>
-        <w:br/>
-        <w:t xml:space="preserve">    environment:</w:t>
-        <w:br/>
-        <w:t xml:space="preserve">      - MONGO_URI=mongodb://mongodb:27017/taskManagerDB</w:t>
-        <w:br/>
-        <w:t xml:space="preserve">    depends_on: [mongodb]</w:t>
-        <w:br/>
-        <w:t xml:space="preserve">    networks: [app-network]</w:t>
-        <w:br/>
-        <w:t xml:space="preserve">  frontend:</w:t>
-        <w:br/>
-        <w:t xml:space="preserve">    build: ./portfolio</w:t>
-        <w:br/>
-        <w:t xml:space="preserve">    ports: ["5173:5173"]</w:t>
-        <w:br/>
-        <w:t xml:space="preserve">    depends_on: [backend]</w:t>
-        <w:br/>
-        <w:t xml:space="preserve">    networks: [app-network]</w:t>
-      </w:r>
-    </w:p>
-    <w:p>
-      <w:pPr>
-        <w:spacing w:before="280" w:after="120"/>
-      </w:pPr>
-      <w:r>
-        <w:rPr>
+          <w:rFonts w:ascii="Times New Roman" w:hAnsi="Times New Roman"/>
           <w:b/>
-          <w:sz w:val="40"/>
+          <w:i w:val="0"/>
+          <w:color w:val="0F172A"/>
+          <w:sz w:val="32"/>
+          <w:rFonts w:ascii="Times New Roman" w:hAnsi="Times New Roman" w:cs="Times New Roman"/>
         </w:rPr>
         <w:t>7. Practical Execution and Evidence</w:t>
       </w:r>
     </w:p>
     <w:p>
       <w:pPr>
-        <w:spacing w:after="120" w:line="276" w:lineRule="auto"/>
+        <w:spacing w:after="80" w:line="276" w:lineRule="auto"/>
       </w:pPr>
       <w:r>
         <w:rPr>
+          <w:rFonts w:ascii="Times New Roman" w:hAnsi="Times New Roman"/>
+          <w:b w:val="0"/>
+          <w:i w:val="0"/>
+          <w:color w:val="1E293B"/>
           <w:sz w:val="22"/>
+          <w:rFonts w:ascii="Times New Roman" w:hAnsi="Times New Roman" w:cs="Times New Roman"/>
         </w:rPr>
-        <w:t>The following screenshots demonstrate the verified execution, terminal logs, and live output of the implemented solution:</w:t>
+        <w:t>The following visual evidence records demonstrate the execution, terminal logs, and live output of the implemented practical:</w:t>
       </w:r>
     </w:p>
     <w:p>
       <w:pPr>
-        <w:spacing w:before="160" w:after="80"/>
+        <w:spacing w:before="160" w:after="60"/>
         <w:jc w:val="center"/>
       </w:pPr>
       <w:r>
         <w:drawing>
           <wp:inline xmlns:a="http://schemas.openxmlformats.org/drawingml/2006/main" xmlns:pic="http://schemas.openxmlformats.org/drawingml/2006/picture">
-            <wp:extent cx="5669280" cy="3401568"/>
+            <wp:extent cx="5486400" cy="3291840"/>
             <wp:docPr id="1" name="Picture 1"/>
             <wp:cNvGraphicFramePr>
               <a:graphicFrameLocks noChangeAspect="1"/>
@@ -496,7 +756,7 @@
                     <pic:cNvPicPr/>
                   </pic:nvPicPr>
                   <pic:blipFill>
-                    <a:blip r:embed="rId9"/>
+                    <a:blip r:embed="rId11"/>
                     <a:stretch>
                       <a:fillRect/>
                     </a:stretch>
@@ -504,7 +764,7 @@
                   <pic:spPr>
                     <a:xfrm>
                       <a:off x="0" y="0"/>
-                      <a:ext cx="5669280" cy="3401568"/>
+                      <a:ext cx="5486400" cy="3291840"/>
                     </a:xfrm>
                     <a:prstGeom prst="rect"/>
                   </pic:spPr>
@@ -517,86 +777,117 @@
     </w:p>
     <w:p>
       <w:pPr>
-        <w:spacing w:after="200"/>
+        <w:spacing w:after="160"/>
         <w:jc w:val="center"/>
       </w:pPr>
       <w:r>
         <w:rPr>
+          <w:rFonts w:ascii="Times New Roman" w:hAnsi="Times New Roman"/>
+          <w:b w:val="0"/>
           <w:i/>
-          <w:color w:val="64748B"/>
+          <w:color w:val="475569"/>
           <w:sz w:val="19"/>
+          <w:rFonts w:ascii="Times New Roman" w:hAnsi="Times New Roman" w:cs="Times New Roman"/>
         </w:rPr>
         <w:t>Fig. 11.1: Docker Compose status showing all 3 containers healthy and ports mapped.</w:t>
       </w:r>
     </w:p>
     <w:p>
       <w:pPr>
-        <w:spacing w:before="280" w:after="120"/>
+        <w:spacing w:before="240" w:after="80"/>
       </w:pPr>
       <w:r>
         <w:rPr>
+          <w:rFonts w:ascii="Times New Roman" w:hAnsi="Times New Roman"/>
           <w:b/>
-          <w:sz w:val="40"/>
+          <w:i w:val="0"/>
+          <w:color w:val="0F172A"/>
+          <w:sz w:val="32"/>
+          <w:rFonts w:ascii="Times New Roman" w:hAnsi="Times New Roman" w:cs="Times New Roman"/>
         </w:rPr>
         <w:t>8. Testing and Verification</w:t>
       </w:r>
     </w:p>
     <w:p>
       <w:pPr>
-        <w:pStyle w:val="ListParagraph"/>
+        <w:pStyle w:val="ListBullet"/>
         <w:spacing w:after="60" w:line="276" w:lineRule="auto"/>
       </w:pPr>
       <w:r>
         <w:rPr>
+          <w:rFonts w:ascii="Times New Roman" w:hAnsi="Times New Roman"/>
+          <w:b w:val="0"/>
+          <w:i w:val="0"/>
+          <w:color w:val="1E293B"/>
           <w:sz w:val="22"/>
+          <w:rFonts w:ascii="Times New Roman" w:hAnsi="Times New Roman" w:cs="Times New Roman"/>
         </w:rPr>
         <w:t>Test 1: docker compose up --build compiles and launches all 3 services. [PASS]</w:t>
       </w:r>
     </w:p>
     <w:p>
       <w:pPr>
-        <w:pStyle w:val="ListParagraph"/>
+        <w:pStyle w:val="ListBullet"/>
         <w:spacing w:after="60" w:line="276" w:lineRule="auto"/>
       </w:pPr>
       <w:r>
         <w:rPr>
+          <w:rFonts w:ascii="Times New Roman" w:hAnsi="Times New Roman"/>
+          <w:b w:val="0"/>
+          <w:i w:val="0"/>
+          <w:color w:val="1E293B"/>
           <w:sz w:val="22"/>
+          <w:rFonts w:ascii="Times New Roman" w:hAnsi="Times New Roman" w:cs="Times New Roman"/>
         </w:rPr>
         <w:t>Test 2: Frontend is accessible at http://localhost:5173. [PASS]</w:t>
       </w:r>
     </w:p>
     <w:p>
       <w:pPr>
-        <w:pStyle w:val="ListParagraph"/>
+        <w:pStyle w:val="ListBullet"/>
         <w:spacing w:after="60" w:line="276" w:lineRule="auto"/>
       </w:pPr>
       <w:r>
         <w:rPr>
+          <w:rFonts w:ascii="Times New Roman" w:hAnsi="Times New Roman"/>
+          <w:b w:val="0"/>
+          <w:i w:val="0"/>
+          <w:color w:val="1E293B"/>
           <w:sz w:val="22"/>
+          <w:rFonts w:ascii="Times New Roman" w:hAnsi="Times New Roman" w:cs="Times New Roman"/>
         </w:rPr>
         <w:t>Test 3: Backend connects to mongodb container via service name 'mongodb'. [PASS]</w:t>
       </w:r>
     </w:p>
     <w:p>
       <w:pPr>
-        <w:pStyle w:val="ListParagraph"/>
+        <w:pStyle w:val="ListBullet"/>
         <w:spacing w:after="60" w:line="276" w:lineRule="auto"/>
       </w:pPr>
       <w:r>
         <w:rPr>
+          <w:rFonts w:ascii="Times New Roman" w:hAnsi="Times New Roman"/>
+          <w:b w:val="0"/>
+          <w:i w:val="0"/>
+          <w:color w:val="1E293B"/>
           <w:sz w:val="22"/>
+          <w:rFonts w:ascii="Times New Roman" w:hAnsi="Times New Roman" w:cs="Times New Roman"/>
         </w:rPr>
         <w:t>Test 4: Named volume mongodb_data preserves tasks across docker restart. [PASS]</w:t>
       </w:r>
     </w:p>
     <w:p>
       <w:pPr>
-        <w:spacing w:before="280" w:after="120"/>
+        <w:spacing w:before="240" w:after="80"/>
       </w:pPr>
       <w:r>
         <w:rPr>
+          <w:rFonts w:ascii="Times New Roman" w:hAnsi="Times New Roman"/>
           <w:b/>
-          <w:sz w:val="40"/>
+          <w:i w:val="0"/>
+          <w:color w:val="0F172A"/>
+          <w:sz w:val="32"/>
+          <w:rFonts w:ascii="Times New Roman" w:hAnsi="Times New Roman" w:cs="Times New Roman"/>
         </w:rPr>
         <w:t>9. Key Questions and Answers (Viva Preparation)</w:t>
       </w:r>
@@ -607,21 +898,30 @@
       </w:pPr>
       <w:r>
         <w:rPr>
+          <w:rFonts w:ascii="Times New Roman" w:hAnsi="Times New Roman"/>
           <w:b/>
+          <w:i w:val="0"/>
+          <w:color w:val="0F172A"/>
           <w:sz w:val="22"/>
+          <w:rFonts w:ascii="Times New Roman" w:hAnsi="Times New Roman" w:cs="Times New Roman"/>
         </w:rPr>
-        <w:t>Q: Why does the backend container reference MongoDB by service name ('mongodb') rather than 'localhost'?</w:t>
+        <w:t>Q1. Why does the backend container reference MongoDB by service name ('mongodb') rather than 'localhost'?</w:t>
       </w:r>
     </w:p>
     <w:p>
       <w:pPr>
-        <w:spacing w:after="120"/>
+        <w:spacing w:after="120" w:line="276" w:lineRule="auto"/>
       </w:pPr>
       <w:r>
         <w:rPr>
+          <w:rFonts w:ascii="Times New Roman" w:hAnsi="Times New Roman"/>
+          <w:b w:val="0"/>
+          <w:i w:val="0"/>
+          <w:color w:val="334155"/>
           <w:sz w:val="22"/>
+          <w:rFonts w:ascii="Times New Roman" w:hAnsi="Times New Roman" w:cs="Times New Roman"/>
         </w:rPr>
-        <w:t>A: In Docker, each container has an isolated network namespace with its own localhost. 'localhost:27017' refers to the backend container itself. Compose's internal DNS automatically resolves the service name 'mongodb' to the database container's IP.</w:t>
+        <w:t>Ans: In Docker, each container has an isolated network namespace with its own localhost. 'localhost:27017' refers to the backend container itself. Compose's internal DNS automatically resolves the service name 'mongodb' to the database container's IP.</w:t>
       </w:r>
     </w:p>
     <w:p>
@@ -630,21 +930,30 @@
       </w:pPr>
       <w:r>
         <w:rPr>
+          <w:rFonts w:ascii="Times New Roman" w:hAnsi="Times New Roman"/>
           <w:b/>
+          <w:i w:val="0"/>
+          <w:color w:val="0F172A"/>
           <w:sz w:val="22"/>
+          <w:rFonts w:ascii="Times New Roman" w:hAnsi="Times New Roman" w:cs="Times New Roman"/>
         </w:rPr>
-        <w:t>Q: What is the benefit of a multi-stage Docker build for frontend applications?</w:t>
+        <w:t>Q2. What is the benefit of a multi-stage Docker build for frontend applications?</w:t>
       </w:r>
     </w:p>
     <w:p>
       <w:pPr>
-        <w:spacing w:after="120"/>
+        <w:spacing w:after="120" w:line="276" w:lineRule="auto"/>
       </w:pPr>
       <w:r>
         <w:rPr>
+          <w:rFonts w:ascii="Times New Roman" w:hAnsi="Times New Roman"/>
+          <w:b w:val="0"/>
+          <w:i w:val="0"/>
+          <w:color w:val="334155"/>
           <w:sz w:val="22"/>
+          <w:rFonts w:ascii="Times New Roman" w:hAnsi="Times New Roman" w:cs="Times New Roman"/>
         </w:rPr>
-        <w:t>A: It prevents bulky source code, devDependencies, and build compilers from bloating the production container, yielding an image that is up to 70% smaller and more secure.</w:t>
+        <w:t>Ans: It prevents bulky source code, devDependencies, and build compilers from bloating the production container, yielding an image that is up to 70% smaller and more secure.</w:t>
       </w:r>
     </w:p>
     <w:p>
@@ -653,153 +962,14 @@
       </w:pPr>
       <w:r>
         <w:rPr>
+          <w:rFonts w:ascii="Times New Roman" w:hAnsi="Times New Roman"/>
           <w:b/>
+          <w:i w:val="0"/>
+          <w:color w:val="0F172A"/>
           <w:sz w:val="22"/>
+          <w:rFonts w:ascii="Times New Roman" w:hAnsi="Times New Roman" w:cs="Times New Roman"/>
         </w:rPr>
-        <w:t>Q: Why should node_modules be excluded in .dockerignore?</w:t>
-      </w:r>
-    </w:p>
-    <w:p>
-      <w:pPr>
-        <w:spacing w:after="120"/>
-      </w:pPr>
-      <w:r>
-        <w:rPr>
-          <w:sz w:val="22"/>
-        </w:rPr>
-        <w:t>A: Copying host node_modules into the container build context wastes time and can cause binary compatibility errors between host OS (e.g. Windows) and container OS (Linux Alpine). Running npm install inside the container compiles native binaries correctly.</w:t>
-      </w:r>
-    </w:p>
-    <w:p>
-      <w:pPr>
-        <w:spacing w:before="280" w:after="120"/>
-      </w:pPr>
-      <w:r>
-        <w:rPr>
-          <w:b/>
-          <w:sz w:val="40"/>
-        </w:rPr>
-        <w:t>10. Common Errors and Troubleshooting Guide</w:t>
-      </w:r>
-    </w:p>
-    <w:p>
-      <w:pPr>
-        <w:pStyle w:val="ListParagraph"/>
-        <w:spacing w:after="60" w:line="276" w:lineRule="auto"/>
-      </w:pPr>
-      <w:r>
-        <w:rPr>
-          <w:sz w:val="22"/>
-        </w:rPr>
-        <w:t>Issue: Backend cannot connect to MongoDB</w:t>
-      </w:r>
-    </w:p>
-    <w:p>
-      <w:pPr>
-        <w:pStyle w:val="ListParagraph"/>
-        <w:spacing w:after="60" w:line="276" w:lineRule="auto"/>
-      </w:pPr>
-      <w:r>
-        <w:rPr>
-          <w:sz w:val="22"/>
-        </w:rPr>
-        <w:t xml:space="preserve">  • Likely Cause: Connection string uses localhost instead of Compose service name</w:t>
-      </w:r>
-    </w:p>
-    <w:p>
-      <w:pPr>
-        <w:pStyle w:val="ListParagraph"/>
-        <w:spacing w:after="60" w:line="276" w:lineRule="auto"/>
-      </w:pPr>
-      <w:r>
-        <w:rPr>
-          <w:sz w:val="22"/>
-        </w:rPr>
-        <w:t xml:space="preserve">  • Resolution / Fix: Update MONGO_URI to mongodb://mongodb:27017/taskManagerDB.</w:t>
-      </w:r>
-    </w:p>
-    <w:p>
-      <w:pPr>
-        <w:pStyle w:val="ListParagraph"/>
-        <w:spacing w:after="60" w:line="276" w:lineRule="auto"/>
-      </w:pPr>
-      <w:r>
-        <w:rPr>
-          <w:sz w:val="22"/>
-        </w:rPr>
-        <w:t>Issue: Port already in use error</w:t>
-      </w:r>
-    </w:p>
-    <w:p>
-      <w:pPr>
-        <w:pStyle w:val="ListParagraph"/>
-        <w:spacing w:after="60" w:line="276" w:lineRule="auto"/>
-      </w:pPr>
-      <w:r>
-        <w:rPr>
-          <w:sz w:val="22"/>
-        </w:rPr>
-        <w:t xml:space="preserve">  • Likely Cause: Local Mongo or Node process already bound to port 5000 or 27017</w:t>
-      </w:r>
-    </w:p>
-    <w:p>
-      <w:pPr>
-        <w:pStyle w:val="ListParagraph"/>
-        <w:spacing w:after="60" w:line="276" w:lineRule="auto"/>
-      </w:pPr>
-      <w:r>
-        <w:rPr>
-          <w:sz w:val="22"/>
-        </w:rPr>
-        <w:t xml:space="preserve">  • Resolution / Fix: Stop host processes or modify host-side port mapping in docker-compose.yml.</w:t>
-      </w:r>
-    </w:p>
-    <w:p>
-      <w:pPr>
-        <w:pStyle w:val="ListParagraph"/>
-        <w:spacing w:after="60" w:line="276" w:lineRule="auto"/>
-      </w:pPr>
-      <w:r>
-        <w:rPr>
-          <w:sz w:val="22"/>
-        </w:rPr>
-        <w:t>Issue: Extremely slow build times</w:t>
-      </w:r>
-    </w:p>
-    <w:p>
-      <w:pPr>
-        <w:pStyle w:val="ListParagraph"/>
-        <w:spacing w:after="60" w:line="276" w:lineRule="auto"/>
-      </w:pPr>
-      <w:r>
-        <w:rPr>
-          <w:sz w:val="22"/>
-        </w:rPr>
-        <w:t xml:space="preserve">  • Likely Cause: node_modules copied into build context</w:t>
-      </w:r>
-    </w:p>
-    <w:p>
-      <w:pPr>
-        <w:pStyle w:val="ListParagraph"/>
-        <w:spacing w:after="60" w:line="276" w:lineRule="auto"/>
-      </w:pPr>
-      <w:r>
-        <w:rPr>
-          <w:sz w:val="22"/>
-        </w:rPr>
-        <w:t xml:space="preserve">  • Resolution / Fix: Add node_modules to .dockerignore in both frontend and backend folders.</w:t>
-      </w:r>
-    </w:p>
-    <w:p>
-      <w:pPr>
-        <w:spacing w:before="280" w:after="120"/>
-      </w:pPr>
-      <w:r>
-        <w:rPr>
-          <w:b/>
-          <w:sz w:val="40"/>
-        </w:rPr>
-        <w:t>11. Learning Outcome</w:t>
+        <w:t>Q3. Why should node_modules be excluded in .dockerignore?</w:t>
       </w:r>
     </w:p>
     <w:p>
@@ -808,42 +978,305 @@
       </w:pPr>
       <w:r>
         <w:rPr>
+          <w:rFonts w:ascii="Times New Roman" w:hAnsi="Times New Roman"/>
+          <w:b w:val="0"/>
+          <w:i w:val="0"/>
+          <w:color w:val="334155"/>
           <w:sz w:val="22"/>
+          <w:rFonts w:ascii="Times New Roman" w:hAnsi="Times New Roman" w:cs="Times New Roman"/>
+        </w:rPr>
+        <w:t>Ans: Copying host node_modules into the container build context wastes time and can cause binary compatibility errors between host OS (e.g. Windows) and container OS (Linux Alpine). Running npm install inside the container compiles native binaries correctly.</w:t>
+      </w:r>
+    </w:p>
+    <w:p>
+      <w:pPr>
+        <w:spacing w:before="240" w:after="80"/>
+      </w:pPr>
+      <w:r>
+        <w:rPr>
+          <w:rFonts w:ascii="Times New Roman" w:hAnsi="Times New Roman"/>
+          <w:b/>
+          <w:i w:val="0"/>
+          <w:color w:val="0F172A"/>
+          <w:sz w:val="32"/>
+          <w:rFonts w:ascii="Times New Roman" w:hAnsi="Times New Roman" w:cs="Times New Roman"/>
+        </w:rPr>
+        <w:t>10. Common Errors and Troubleshooting Guide</w:t>
+      </w:r>
+    </w:p>
+    <w:p>
+      <w:pPr>
+        <w:pStyle w:val="ListBullet"/>
+        <w:spacing w:after="60" w:line="276" w:lineRule="auto"/>
+      </w:pPr>
+      <w:r>
+        <w:rPr>
+          <w:rFonts w:ascii="Times New Roman" w:hAnsi="Times New Roman"/>
+          <w:b w:val="0"/>
+          <w:i w:val="0"/>
+          <w:color w:val="1E293B"/>
+          <w:sz w:val="22"/>
+          <w:rFonts w:ascii="Times New Roman" w:hAnsi="Times New Roman" w:cs="Times New Roman"/>
+        </w:rPr>
+        <w:t>Issue: Backend cannot connect to MongoDB</w:t>
+      </w:r>
+    </w:p>
+    <w:p>
+      <w:pPr>
+        <w:pStyle w:val="ListBullet"/>
+        <w:spacing w:after="60" w:line="276" w:lineRule="auto"/>
+      </w:pPr>
+      <w:r>
+        <w:rPr>
+          <w:rFonts w:ascii="Times New Roman" w:hAnsi="Times New Roman"/>
+          <w:b w:val="0"/>
+          <w:i w:val="0"/>
+          <w:color w:val="1E293B"/>
+          <w:sz w:val="22"/>
+          <w:rFonts w:ascii="Times New Roman" w:hAnsi="Times New Roman" w:cs="Times New Roman"/>
+        </w:rPr>
+        <w:t xml:space="preserve">  • Likely Cause: Connection string uses localhost instead of Compose service name</w:t>
+      </w:r>
+    </w:p>
+    <w:p>
+      <w:pPr>
+        <w:pStyle w:val="ListBullet"/>
+        <w:spacing w:after="60" w:line="276" w:lineRule="auto"/>
+      </w:pPr>
+      <w:r>
+        <w:rPr>
+          <w:rFonts w:ascii="Times New Roman" w:hAnsi="Times New Roman"/>
+          <w:b w:val="0"/>
+          <w:i w:val="0"/>
+          <w:color w:val="1E293B"/>
+          <w:sz w:val="22"/>
+          <w:rFonts w:ascii="Times New Roman" w:hAnsi="Times New Roman" w:cs="Times New Roman"/>
+        </w:rPr>
+        <w:t xml:space="preserve">  • Resolution / Fix: Update MONGO_URI to mongodb://mongodb:27017/taskManagerDB.</w:t>
+      </w:r>
+    </w:p>
+    <w:p>
+      <w:pPr>
+        <w:pStyle w:val="ListBullet"/>
+        <w:spacing w:after="60" w:line="276" w:lineRule="auto"/>
+      </w:pPr>
+      <w:r>
+        <w:rPr>
+          <w:rFonts w:ascii="Times New Roman" w:hAnsi="Times New Roman"/>
+          <w:b w:val="0"/>
+          <w:i w:val="0"/>
+          <w:color w:val="1E293B"/>
+          <w:sz w:val="22"/>
+          <w:rFonts w:ascii="Times New Roman" w:hAnsi="Times New Roman" w:cs="Times New Roman"/>
+        </w:rPr>
+        <w:t>Issue: Port already in use error</w:t>
+      </w:r>
+    </w:p>
+    <w:p>
+      <w:pPr>
+        <w:pStyle w:val="ListBullet"/>
+        <w:spacing w:after="60" w:line="276" w:lineRule="auto"/>
+      </w:pPr>
+      <w:r>
+        <w:rPr>
+          <w:rFonts w:ascii="Times New Roman" w:hAnsi="Times New Roman"/>
+          <w:b w:val="0"/>
+          <w:i w:val="0"/>
+          <w:color w:val="1E293B"/>
+          <w:sz w:val="22"/>
+          <w:rFonts w:ascii="Times New Roman" w:hAnsi="Times New Roman" w:cs="Times New Roman"/>
+        </w:rPr>
+        <w:t xml:space="preserve">  • Likely Cause: Local Mongo or Node process already bound to port 5000 or 27017</w:t>
+      </w:r>
+    </w:p>
+    <w:p>
+      <w:pPr>
+        <w:pStyle w:val="ListBullet"/>
+        <w:spacing w:after="60" w:line="276" w:lineRule="auto"/>
+      </w:pPr>
+      <w:r>
+        <w:rPr>
+          <w:rFonts w:ascii="Times New Roman" w:hAnsi="Times New Roman"/>
+          <w:b w:val="0"/>
+          <w:i w:val="0"/>
+          <w:color w:val="1E293B"/>
+          <w:sz w:val="22"/>
+          <w:rFonts w:ascii="Times New Roman" w:hAnsi="Times New Roman" w:cs="Times New Roman"/>
+        </w:rPr>
+        <w:t xml:space="preserve">  • Resolution / Fix: Stop host processes or modify host-side port mapping in docker-compose.yml.</w:t>
+      </w:r>
+    </w:p>
+    <w:p>
+      <w:pPr>
+        <w:pStyle w:val="ListBullet"/>
+        <w:spacing w:after="60" w:line="276" w:lineRule="auto"/>
+      </w:pPr>
+      <w:r>
+        <w:rPr>
+          <w:rFonts w:ascii="Times New Roman" w:hAnsi="Times New Roman"/>
+          <w:b w:val="0"/>
+          <w:i w:val="0"/>
+          <w:color w:val="1E293B"/>
+          <w:sz w:val="22"/>
+          <w:rFonts w:ascii="Times New Roman" w:hAnsi="Times New Roman" w:cs="Times New Roman"/>
+        </w:rPr>
+        <w:t>Issue: Extremely slow build times</w:t>
+      </w:r>
+    </w:p>
+    <w:p>
+      <w:pPr>
+        <w:pStyle w:val="ListBullet"/>
+        <w:spacing w:after="60" w:line="276" w:lineRule="auto"/>
+      </w:pPr>
+      <w:r>
+        <w:rPr>
+          <w:rFonts w:ascii="Times New Roman" w:hAnsi="Times New Roman"/>
+          <w:b w:val="0"/>
+          <w:i w:val="0"/>
+          <w:color w:val="1E293B"/>
+          <w:sz w:val="22"/>
+          <w:rFonts w:ascii="Times New Roman" w:hAnsi="Times New Roman" w:cs="Times New Roman"/>
+        </w:rPr>
+        <w:t xml:space="preserve">  • Likely Cause: node_modules copied into build context</w:t>
+      </w:r>
+    </w:p>
+    <w:p>
+      <w:pPr>
+        <w:pStyle w:val="ListBullet"/>
+        <w:spacing w:after="60" w:line="276" w:lineRule="auto"/>
+      </w:pPr>
+      <w:r>
+        <w:rPr>
+          <w:rFonts w:ascii="Times New Roman" w:hAnsi="Times New Roman"/>
+          <w:b w:val="0"/>
+          <w:i w:val="0"/>
+          <w:color w:val="1E293B"/>
+          <w:sz w:val="22"/>
+          <w:rFonts w:ascii="Times New Roman" w:hAnsi="Times New Roman" w:cs="Times New Roman"/>
+        </w:rPr>
+        <w:t xml:space="preserve">  • Resolution / Fix: Add node_modules to .dockerignore in both frontend and backend folders.</w:t>
+      </w:r>
+    </w:p>
+    <w:p>
+      <w:pPr>
+        <w:spacing w:before="240" w:after="80"/>
+      </w:pPr>
+      <w:r>
+        <w:rPr>
+          <w:rFonts w:ascii="Times New Roman" w:hAnsi="Times New Roman"/>
+          <w:b/>
+          <w:i w:val="0"/>
+          <w:color w:val="0F172A"/>
+          <w:sz w:val="32"/>
+          <w:rFonts w:ascii="Times New Roman" w:hAnsi="Times New Roman" w:cs="Times New Roman"/>
+        </w:rPr>
+        <w:t>11. Learning Outcome</w:t>
+      </w:r>
+    </w:p>
+    <w:p>
+      <w:pPr>
+        <w:spacing w:after="80" w:line="276" w:lineRule="auto"/>
+      </w:pPr>
+      <w:r>
+        <w:rPr>
+          <w:rFonts w:ascii="Times New Roman" w:hAnsi="Times New Roman"/>
+          <w:b w:val="0"/>
+          <w:i w:val="0"/>
+          <w:color w:val="1E293B"/>
+          <w:sz w:val="22"/>
+          <w:rFonts w:ascii="Times New Roman" w:hAnsi="Times New Roman" w:cs="Times New Roman"/>
         </w:rPr>
         <w:t>I successfully containerized a multi-tier web application using Docker, configured multi-stage builds, orchestrated services with Docker Compose, and verified persistent volume storage.</w:t>
       </w:r>
     </w:p>
     <w:p>
       <w:pPr>
-        <w:spacing w:before="280" w:after="120"/>
+        <w:spacing w:before="240" w:after="80"/>
       </w:pPr>
       <w:r>
         <w:rPr>
+          <w:rFonts w:ascii="Times New Roman" w:hAnsi="Times New Roman"/>
           <w:b/>
-          <w:sz w:val="40"/>
+          <w:i w:val="0"/>
+          <w:color w:val="0F172A"/>
+          <w:sz w:val="32"/>
+          <w:rFonts w:ascii="Times New Roman" w:hAnsi="Times New Roman" w:cs="Times New Roman"/>
         </w:rPr>
         <w:t>12. Student Reflection</w:t>
       </w:r>
     </w:p>
     <w:p>
       <w:pPr>
-        <w:spacing w:after="120" w:line="276" w:lineRule="auto"/>
+        <w:spacing w:after="80" w:line="276" w:lineRule="auto"/>
       </w:pPr>
       <w:r>
         <w:rPr>
+          <w:rFonts w:ascii="Times New Roman" w:hAnsi="Times New Roman"/>
+          <w:b w:val="0"/>
+          <w:i w:val="0"/>
+          <w:color w:val="1E293B"/>
           <w:sz w:val="22"/>
+          <w:rFonts w:ascii="Times New Roman" w:hAnsi="Times New Roman" w:cs="Times New Roman"/>
         </w:rPr>
         <w:t>Eliminating the 'works on my machine' dilemma through containerization demonstrated how modern DevOps workflows ensure identical execution from local dev to cloud production.</w:t>
       </w:r>
     </w:p>
     <w:sectPr>
+      <w:headerReference w:type="default" r:id="rId9"/>
+      <w:footerReference w:type="default" r:id="rId10"/>
       <w:pgSz w:w="12240" w:h="15840"/>
-      <w:pgMar w:top="1080" w:right="1080" w:bottom="1080" w:left="1080" w:header="720" w:footer="720" w:gutter="0"/>
+      <w:pgMar w:top="936" w:right="1080" w:bottom="936" w:left="1080" w:header="720" w:footer="720" w:gutter="0"/>
       <w:cols w:space="720"/>
       <w:docGrid w:linePitch="360"/>
     </w:sectPr>
   </w:body>
 </w:document>
+</file>
+
+<file path=word/footer1.xml><?xml version="1.0" encoding="utf-8"?>
+<w:ftr xmlns:m="http://schemas.openxmlformats.org/officeDocument/2006/math" xmlns:mc="http://schemas.openxmlformats.org/markup-compatibility/2006" xmlns:mo="http://schemas.microsoft.com/office/mac/office/2008/main" xmlns:mv="urn:schemas-microsoft-com:mac:vml" xmlns:o="urn:schemas-microsoft-com:office:office" xmlns:r="http://schemas.openxmlformats.org/officeDocument/2006/relationships" xmlns:v="urn:schemas-microsoft-com:vml" xmlns:w10="urn:schemas-microsoft-com:office:word" xmlns:w14="http://schemas.microsoft.com/office/word/2010/wordml" xmlns:w="http://schemas.openxmlformats.org/wordprocessingml/2006/main" xmlns:wne="http://schemas.microsoft.com/office/word/2006/wordml" xmlns:wp14="http://schemas.microsoft.com/office/word/2010/wordprocessingDrawing" xmlns:wp="http://schemas.openxmlformats.org/drawingml/2006/wordprocessingDrawing" xmlns:wpc="http://schemas.microsoft.com/office/word/2010/wordprocessingCanvas" xmlns:wpg="http://schemas.microsoft.com/office/word/2010/wordprocessingGroup" xmlns:wpi="http://schemas.microsoft.com/office/word/2010/wordprocessingInk" xmlns:wps="http://schemas.microsoft.com/office/word/2010/wordprocessingShape" mc:Ignorable="w14 wp14">
+  <w:p>
+    <w:pPr>
+      <w:pStyle w:val="Footer"/>
+      <w:jc w:val="center"/>
+    </w:pPr>
+    <w:r/>
+    <w:r>
+      <w:rPr>
+        <w:rFonts w:ascii="Times New Roman" w:hAnsi="Times New Roman"/>
+        <w:b w:val="0"/>
+        <w:i/>
+        <w:color w:val="64748B"/>
+        <w:sz w:val="19"/>
+        <w:rFonts w:ascii="Times New Roman" w:hAnsi="Times New Roman" w:cs="Times New Roman"/>
+      </w:rPr>
+      <w:t>24DIT021 | CHARUSAT DEPSTAR IT</w:t>
+    </w:r>
+  </w:p>
+</w:ftr>
+</file>
+
+<file path=word/header1.xml><?xml version="1.0" encoding="utf-8"?>
+<w:hdr xmlns:m="http://schemas.openxmlformats.org/officeDocument/2006/math" xmlns:mc="http://schemas.openxmlformats.org/markup-compatibility/2006" xmlns:mo="http://schemas.microsoft.com/office/mac/office/2008/main" xmlns:mv="urn:schemas-microsoft-com:mac:vml" xmlns:o="urn:schemas-microsoft-com:office:office" xmlns:r="http://schemas.openxmlformats.org/officeDocument/2006/relationships" xmlns:v="urn:schemas-microsoft-com:vml" xmlns:w10="urn:schemas-microsoft-com:office:word" xmlns:w14="http://schemas.microsoft.com/office/word/2010/wordml" xmlns:w="http://schemas.openxmlformats.org/wordprocessingml/2006/main" xmlns:wne="http://schemas.microsoft.com/office/word/2006/wordml" xmlns:wp14="http://schemas.microsoft.com/office/word/2010/wordprocessingDrawing" xmlns:wp="http://schemas.openxmlformats.org/drawingml/2006/wordprocessingDrawing" xmlns:wpc="http://schemas.microsoft.com/office/word/2010/wordprocessingCanvas" xmlns:wpg="http://schemas.microsoft.com/office/word/2010/wordprocessingGroup" xmlns:wpi="http://schemas.microsoft.com/office/word/2010/wordprocessingInk" xmlns:wps="http://schemas.microsoft.com/office/word/2010/wordprocessingShape" mc:Ignorable="w14 wp14">
+  <w:p>
+    <w:pPr>
+      <w:pStyle w:val="Header"/>
+      <w:jc w:val="right"/>
+    </w:pPr>
+    <w:r/>
+    <w:r>
+      <w:rPr>
+        <w:rFonts w:ascii="Times New Roman" w:hAnsi="Times New Roman"/>
+        <w:b/>
+        <w:i w:val="0"/>
+        <w:color w:val="475569"/>
+        <w:sz w:val="20"/>
+        <w:rFonts w:ascii="Times New Roman" w:hAnsi="Times New Roman" w:cs="Times New Roman"/>
+      </w:rPr>
+      <w:t>24DIT021</w:t>
+    </w:r>
+  </w:p>
+</w:hdr>
 </file>
 
 <file path=word/numbering.xml><?xml version="1.0" encoding="utf-8"?>
